--- a/media/R2601/form_template/sm/说明追踪.docx
+++ b/media/R2601/form_template/sm/说明追踪.docx
@@ -182,12 +182,14 @@
       </w:tblGrid>
       <w:tr>
         <w:trPr>
+          <w:trHeight w:val="255"/>
           <w:tblHeader/>
           <w:jc w:val="center"/>
         </w:trPr>
         <w:tc>
           <w:tcPr>
             <w:tcW w:w="626" w:type="dxa"/>
+            <w:vMerge w:val="restart"/>
             <w:vAlign w:val="center"/>
           </w:tcPr>
           <w:p>
@@ -208,6 +210,109 @@
               </w:rPr>
               <w:t>序号</w:t>
             </w:r>
+          </w:p>
+        </w:tc>
+        <w:tc>
+          <w:tcPr>
+            <w:tcW w:w="1987" w:type="dxa"/>
+            <w:gridSpan w:val="2"/>
+            <w:vAlign w:val="center"/>
+          </w:tcPr>
+          <w:p>
+            <w:pPr>
+              <w:pStyle w:val="14"/>
+              <w:jc w:val="center"/>
+              <w:rPr>
+                <w:rFonts w:ascii="黑体" w:eastAsia="黑体" w:hAnsi="黑体" w:hint="eastAsia"/>
+                <w:sz w:val="21"/>
+                <w:szCs w:val="21"/>
+              </w:rPr>
+            </w:pPr>
+            <w:r>
+              <w:rPr>
+                <w:rFonts w:ascii="黑体" w:eastAsia="黑体" w:hAnsi="黑体" w:hint="eastAsia"/>
+                <w:sz w:val="21"/>
+                <w:szCs w:val="21"/>
+              </w:rPr>
+              <w:t>需求规格说明</w:t>
+            </w:r>
+          </w:p>
+        </w:tc>
+        <w:tc>
+          <w:tcPr>
+            <w:tcW w:w="5161" w:type="dxa"/>
+            <w:gridSpan w:val="3"/>
+            <w:vAlign w:val="center"/>
+          </w:tcPr>
+          <w:p>
+            <w:pPr>
+              <w:pStyle w:val="14"/>
+              <w:jc w:val="center"/>
+              <w:rPr>
+                <w:rFonts w:ascii="黑体" w:eastAsia="黑体" w:hAnsi="黑体" w:hint="eastAsia"/>
+                <w:sz w:val="21"/>
+                <w:szCs w:val="21"/>
+              </w:rPr>
+            </w:pPr>
+            <w:r>
+              <w:rPr>
+                <w:rFonts w:ascii="黑体" w:eastAsia="黑体" w:hAnsi="黑体" w:hint="eastAsia"/>
+                <w:sz w:val="21"/>
+                <w:szCs w:val="21"/>
+              </w:rPr>
+              <w:t>测评大纲</w:t>
+            </w:r>
+          </w:p>
+        </w:tc>
+        <w:tc>
+          <w:tcPr>
+            <w:tcW w:w="6198" w:type="dxa"/>
+            <w:gridSpan w:val="2"/>
+            <w:vAlign w:val="center"/>
+          </w:tcPr>
+          <w:p>
+            <w:pPr>
+              <w:pStyle w:val="14"/>
+              <w:jc w:val="center"/>
+              <w:rPr>
+                <w:rFonts w:ascii="黑体" w:eastAsia="黑体" w:hAnsi="黑体" w:hint="eastAsia"/>
+                <w:sz w:val="21"/>
+                <w:szCs w:val="21"/>
+              </w:rPr>
+            </w:pPr>
+            <w:r>
+              <w:rPr>
+                <w:rFonts w:ascii="黑体" w:eastAsia="黑体" w:hAnsi="黑体" w:hint="eastAsia"/>
+                <w:sz w:val="21"/>
+                <w:szCs w:val="21"/>
+              </w:rPr>
+              <w:t>测试用例</w:t>
+            </w:r>
+          </w:p>
+        </w:tc>
+      </w:tr>
+      <w:tr>
+        <w:trPr>
+          <w:trHeight w:val="255"/>
+          <w:tblHeader/>
+          <w:jc w:val="center"/>
+        </w:trPr>
+        <w:tc>
+          <w:tcPr>
+            <w:tcW w:w="626" w:type="dxa"/>
+            <w:vMerge/>
+            <w:vAlign w:val="center"/>
+          </w:tcPr>
+          <w:p>
+            <w:pPr>
+              <w:pStyle w:val="14"/>
+              <w:jc w:val="center"/>
+              <w:rPr>
+                <w:rFonts w:ascii="黑体" w:eastAsia="黑体" w:hAnsi="黑体" w:hint="eastAsia"/>
+                <w:sz w:val="21"/>
+                <w:szCs w:val="21"/>
+              </w:rPr>
+            </w:pPr>
           </w:p>
         </w:tc>
         <w:tc>
@@ -575,7 +680,6 @@
           <w:p>
             <w:pPr>
               <w:rPr>
-                <w:rFonts w:hint="eastAsia"/>
                 <w:szCs w:val="21"/>
               </w:rPr>
             </w:pPr>
@@ -618,7 +722,6 @@
               <w:spacing w:line="240" w:lineRule="auto"/>
               <w:ind w:firstLineChars="0" w:firstLine="0"/>
               <w:rPr>
-                <w:rFonts w:hint="eastAsia"/>
                 <w:sz w:val="21"/>
                 <w:szCs w:val="21"/>
               </w:rPr>
@@ -651,7 +754,6 @@
               <w:spacing w:line="240" w:lineRule="auto"/>
               <w:ind w:firstLineChars="0" w:firstLine="0"/>
               <w:rPr>
-                <w:rFonts w:hint="eastAsia"/>
                 <w:sz w:val="21"/>
                 <w:szCs w:val="21"/>
               </w:rPr>
@@ -699,7 +801,6 @@
               <w:spacing w:line="240" w:lineRule="auto"/>
               <w:ind w:firstLineChars="0" w:firstLine="0"/>
               <w:rPr>
-                <w:rFonts w:hint="eastAsia"/>
                 <w:sz w:val="21"/>
                 <w:szCs w:val="21"/>
               </w:rPr>
@@ -729,7 +830,6 @@
           <w:p>
             <w:pPr>
               <w:rPr>
-                <w:rFonts w:hint="eastAsia"/>
                 <w:szCs w:val="21"/>
               </w:rPr>
             </w:pPr>
@@ -750,7 +850,6 @@
           <w:p>
             <w:pPr>
               <w:rPr>
-                <w:rFonts w:hint="eastAsia"/>
                 <w:szCs w:val="21"/>
               </w:rPr>
             </w:pPr>
